--- a/docs/cohort26/jul26/breadboard_pushbutton_teachers_guide.docx
+++ b/docs/cohort26/jul26/breadboard_pushbutton_teachers_guide.docx
@@ -61,7 +61,7 @@
       </w:r>
       <w:r>
         <w:rPr/>
-        <w:t xml:space="preserve"> software tool. The students will create a program that will display a one on the micro:bit when the button is pushed and a zero otherwise..</w:t>
+        <w:t xml:space="preserve"> software tool. The students will create a program that will display a one on the micro:bit when the button is pushed and a zero otherwise.</w:t>
       </w:r>
     </w:p>
     <w:p>
@@ -219,15 +219,7 @@
       </w:pPr>
       <w:r>
         <w:rPr/>
-        <w:t xml:space="preserve">7: </w:t>
-      </w:r>
-      <w:r>
-        <w:rPr/>
-        <w:t>Create algorithms</w:t>
-      </w:r>
-      <w:r>
-        <w:rPr/>
-        <w:t xml:space="preserve">. </w:t>
+        <w:t xml:space="preserve">7: Create algorithms. </w:t>
       </w:r>
     </w:p>
     <w:p>
@@ -242,15 +234,7 @@
       </w:pPr>
       <w:r>
         <w:rPr/>
-        <w:t xml:space="preserve">Examples: </w:t>
-      </w:r>
-      <w:r>
-        <w:rPr/>
-        <w:t>Create algorithms that demonstrate sequencing, selection, or iteration</w:t>
-      </w:r>
-      <w:r>
-        <w:rPr/>
-        <w:t>.</w:t>
+        <w:t>Examples: Create algorithms that demonstrate sequencing, selection, or iteration.</w:t>
       </w:r>
     </w:p>
     <w:p>
@@ -284,11 +268,7 @@
       </w:pPr>
       <w:r>
         <w:rPr/>
-        <w:t>How a pushbutton works on the inside</w:t>
-      </w:r>
-      <w:r>
-        <w:rPr/>
-        <w:t xml:space="preserve">: </w:t>
+        <w:t xml:space="preserve">How a pushbutton works on the inside: </w:t>
       </w:r>
       <w:r>
         <w:rPr>
@@ -326,7 +306,7 @@
                 <a:graphic xmlns:a="http://schemas.openxmlformats.org/drawingml/2006/main">
                   <a:graphicData uri="http://schemas.microsoft.com/office/word/2010/wordprocessingShape">
                     <wps:wsp>
-                      <wps:cNvSpPr txBox="1"/>
+                      <wps:cNvSpPr/>
                       <wps:spPr>
                         <a:xfrm>
                           <a:off x="0" y="0"/>
@@ -342,11 +322,18 @@
                           <a:noFill/>
                         </a:ln>
                       </wps:spPr>
+                      <wps:style>
+                        <a:lnRef idx="0"/>
+                        <a:fillRef idx="0"/>
+                        <a:effectRef idx="0"/>
+                        <a:fontRef idx="minor"/>
+                      </wps:style>
                       <wps:txbx>
                         <w:txbxContent>
                           <w:p>
                             <w:pPr>
-                              <w:overflowPunct w:val="false"/>
+                              <w:pStyle w:val="FrameContents"/>
+                              <w:overflowPunct w:val="true"/>
                               <w:spacing w:lineRule="auto" w:line="240"/>
                               <w:rPr/>
                             </w:pPr>
@@ -360,7 +347,7 @@
                           </w:p>
                         </w:txbxContent>
                       </wps:txbx>
-                      <wps:bodyPr wrap="square" lIns="0" rIns="0" tIns="0" bIns="0" anchor="t">
+                      <wps:bodyPr lIns="0" rIns="0" tIns="0" bIns="0" anchor="t">
                         <a:noAutofit/>
                       </wps:bodyPr>
                     </wps:wsp>
@@ -371,16 +358,15 @@
           </mc:Choice>
           <mc:Fallback>
             <w:pict>
-              <v:shapetype id="_x0000_t202" coordsize="21600,21600" o:spt="202" path="m,l,21600l21600,21600l21600,xe">
-                <v:stroke joinstyle="miter"/>
-                <v:path gradientshapeok="t" o:connecttype="rect"/>
-              </v:shapetype>
-              <v:shape id="shape_0" ID="Text Frame 1" fillcolor="#cccccc" stroked="f" o:allowincell="f" style="position:absolute;margin-left:4.2pt;margin-top:8.65pt;width:434.15pt;height:38.4pt;mso-wrap-style:square;v-text-anchor:top" type="_x0000_t202">
+              <v:rect id="shape_0" ID="Text Frame 1" path="m0,0l-2147483645,0l-2147483645,-2147483646l0,-2147483646xe" fillcolor="#cccccc" stroked="f" o:allowincell="f" style="position:absolute;margin-left:4.2pt;margin-top:8.65pt;width:434.15pt;height:38.4pt;mso-wrap-style:square;v-text-anchor:top">
+                <v:fill o:detectmouseclick="t" type="solid" color2="#333333"/>
+                <v:stroke color="#3465a4" joinstyle="round" endcap="flat"/>
                 <v:textbox>
                   <w:txbxContent>
                     <w:p>
                       <w:pPr>
-                        <w:overflowPunct w:val="false"/>
+                        <w:pStyle w:val="FrameContents"/>
+                        <w:overflowPunct w:val="true"/>
                         <w:spacing w:lineRule="auto" w:line="240"/>
                         <w:rPr/>
                       </w:pPr>
@@ -394,10 +380,8 @@
                     </w:p>
                   </w:txbxContent>
                 </v:textbox>
-                <v:fill o:detectmouseclick="t" type="solid" color2="#333333"/>
-                <v:stroke color="black" joinstyle="round" endcap="flat"/>
                 <w10:wrap type="topAndBottom"/>
-              </v:shape>
+              </v:rect>
             </w:pict>
           </mc:Fallback>
         </mc:AlternateContent>
@@ -414,13 +398,7 @@
         <w:rPr>
           <w:b/>
         </w:rPr>
-        <w:t>P</w:t>
-      </w:r>
-      <w:r>
-        <w:rPr>
-          <w:b/>
-        </w:rPr>
-        <w:t>reparation</w:t>
+        <w:t>Preparation</w:t>
       </w:r>
     </w:p>
     <w:p>
@@ -763,47 +741,36 @@
           <w:sz w:val="28"/>
           <w:szCs w:val="28"/>
         </w:rPr>
-        <w:t>Se</w:t>
+        <w:t xml:space="preserve">Selection: </w:t>
+      </w:r>
+      <w:r>
+        <w:rPr>
+          <w:sz w:val="24"/>
+          <w:szCs w:val="24"/>
+        </w:rPr>
+        <w:t>Using a boolean condition to determine which of two parts of an algorithm is used</w:t>
       </w:r>
       <w:r>
         <w:rPr>
           <w:sz w:val="28"/>
           <w:szCs w:val="28"/>
         </w:rPr>
-        <w:t>lection</w:t>
-      </w:r>
-      <w:r>
-        <w:rPr>
-          <w:sz w:val="28"/>
-          <w:szCs w:val="28"/>
-        </w:rPr>
-        <w:t xml:space="preserve">: </w:t>
-      </w:r>
-      <w:r>
+        <w:t xml:space="preserve">. </w:t>
+      </w:r>
+    </w:p>
+    <w:p>
+      <w:pPr>
+        <w:pStyle w:val="Normal"/>
         <w:rPr>
           <w:sz w:val="24"/>
           <w:szCs w:val="24"/>
         </w:rPr>
-        <w:t>Using a boolean condition to determine which of two parts of an algorithm is used</w:t>
-      </w:r>
-      <w:r>
-        <w:rPr>
-          <w:sz w:val="28"/>
-          <w:szCs w:val="28"/>
-        </w:rPr>
-        <w:t xml:space="preserve">. </w:t>
-      </w:r>
-    </w:p>
-    <w:p>
-      <w:pPr>
-        <w:pStyle w:val="Normal"/>
+      </w:pPr>
+      <w:r>
         <w:rPr>
           <w:sz w:val="24"/>
           <w:szCs w:val="24"/>
         </w:rPr>
-      </w:pPr>
-      <w:r>
-        <w:rPr/>
       </w:r>
     </w:p>
     <w:p>
@@ -842,15 +809,7 @@
       </w:pPr>
       <w:r>
         <w:rPr/>
-        <w:t xml:space="preserve">Tell the class that they will create a micro:bit program with a </w:t>
-      </w:r>
-      <w:r>
-        <w:rPr/>
-        <w:t>pushbutton on a breadboard</w:t>
-      </w:r>
-      <w:r>
-        <w:rPr/>
-        <w:t xml:space="preserve"> today. Before they start programming, everyone needs to learn the new vocabulary terms. </w:t>
+        <w:t xml:space="preserve">Tell the class that they will create a micro:bit program with a pushbutton on a breadboard today. Before they start programming, everyone needs to learn the new vocabulary terms. </w:t>
       </w:r>
     </w:p>
     <w:p>
@@ -877,31 +836,7 @@
       </w:pPr>
       <w:r>
         <w:rPr/>
-        <w:t xml:space="preserve">The class is now ready to create their micro:bit with the </w:t>
-      </w:r>
-      <w:r>
-        <w:rPr/>
-        <w:t>pushbutton</w:t>
-      </w:r>
-      <w:r>
-        <w:rPr/>
-        <w:t xml:space="preserve">. Use your chosen method to demonstrate how to complete the activity. Make sure students are able to witness the </w:t>
-      </w:r>
-      <w:r>
-        <w:rPr/>
-        <w:t>display change when the button is held down</w:t>
-      </w:r>
-      <w:r>
-        <w:rPr/>
-        <w:t xml:space="preserve">. Once students </w:t>
-      </w:r>
-      <w:r>
-        <w:rPr/>
-        <w:t>get the display to show a one and zero, allow students to experiment by changing the pause time</w:t>
-      </w:r>
-      <w:r>
-        <w:rPr/>
-        <w:t>. Encourage students to share their results with the class. It is important to build a sense of accomplishment early in CS Making so that students will be engaged quickly and are more likely to persevere when projects become more challenging.</w:t>
+        <w:t>The class is now ready to create their micro:bit with the pushbutton. Use your chosen method to demonstrate how to complete the activity. Make sure students are able to witness the display change when the button is held down. Once students get the display to show a one and zero, allow students to experiment by changing the pause time. Encourage students to share their results with the class. It is important to build a sense of accomplishment early in CS Making so that students will be engaged quickly and are more likely to persevere when projects become more challenging.</w:t>
       </w:r>
     </w:p>
     <w:p>
@@ -926,15 +861,7 @@
       </w:pPr>
       <w:r>
         <w:rPr/>
-        <w:t xml:space="preserve">Review the </w:t>
-      </w:r>
-      <w:r>
-        <w:rPr/>
-        <w:t>2</w:t>
-      </w:r>
-      <w:r>
-        <w:rPr/>
-        <w:t>-vocabulary words.</w:t>
+        <w:t>Review the 2-vocabulary words.</w:t>
       </w:r>
     </w:p>
     <w:p>
@@ -963,19 +890,7 @@
       </w:pPr>
       <w:r>
         <w:rPr/>
-        <w:t>Se</w:t>
-      </w:r>
-      <w:r>
-        <w:rPr/>
-        <w:t>lection</w:t>
-      </w:r>
-      <w:r>
-        <w:rPr/>
-        <w:t xml:space="preserve">: </w:t>
-      </w:r>
-      <w:r>
-        <w:rPr/>
-        <w:t>Using a boolean condition</w:t>
+        <w:t>Selection: Using a boolean condition</w:t>
       </w:r>
       <w:r>
         <w:rPr>
@@ -2772,6 +2687,13 @@
     <w:pPr/>
     <w:rPr/>
   </w:style>
+  <w:style w:type="paragraph" w:styleId="FrameContents">
+    <w:name w:val="Frame Contents"/>
+    <w:basedOn w:val="Normal"/>
+    <w:qFormat/>
+    <w:pPr/>
+    <w:rPr/>
+  </w:style>
   <w:style w:type="numbering" w:styleId="NoList" w:default="1">
     <w:name w:val="No List"/>
     <w:uiPriority w:val="99"/>
